--- a/downloads/documents/05 Materials/Unit 02/Slides/Slides 02.04 - SMART Goals.docx
+++ b/downloads/documents/05 Materials/Unit 02/Slides/Slides 02.04 - SMART Goals.docx
@@ -800,6 +800,27 @@
         </w:numPr>
         <w:pStyle w:val="Compact"/>
       </w:pPr>
+      <w:r>
+        <w:t xml:space="preserve">Under</w:t>
+      </w:r>
+      <w:r>
+        <w:t xml:space="preserve"> </w:t>
+      </w:r>
+      <w:r>
+        <w:t xml:space="preserve">“</w:t>
+      </w:r>
+      <w:r>
+        <w:t xml:space="preserve">Go to Disney</w:t>
+      </w:r>
+      <w:r>
+        <w:t xml:space="preserve">”</w:t>
+      </w:r>
+      <w:r>
+        <w:t xml:space="preserve">:</w:t>
+      </w:r>
+      <w:r>
+        <w:t xml:space="preserve"> </w:t>
+      </w:r>
       <w:r>
         <w:t xml:space="preserve">“</w:t>
       </w:r>
